--- a/data/Aufgaben/Personalwirtschaft/Personalbedarfsplanung.docx
+++ b/data/Aufgaben/Personalwirtschaft/Personalbedarfsplanung.docx
@@ -811,6 +811,7 @@
                   <w14:uncheckedState w14:val="2610" w14:font="MS Gothic"/>
                 </w14:checkbox>
               </w:sdtPr>
+              <w:sdtEndPr/>
               <w:sdtContent>
                 <w:r>
                   <w:rPr>
@@ -835,12 +836,6 @@
               <w:t>Überdeckung</w:t>
             </w:r>
             <w:proofErr w:type="spellEnd"/>
-            <w:r>
-              <w:rPr>
-                <w:bCs/>
-              </w:rPr>
-              <w:tab/>
-            </w:r>
           </w:p>
           <w:p>
             <w:pPr>
@@ -860,6 +855,7 @@
                   <w14:uncheckedState w14:val="2610" w14:font="MS Gothic"/>
                 </w14:checkbox>
               </w:sdtPr>
+              <w:sdtEndPr/>
               <w:sdtContent>
                 <w:r>
                   <w:rPr>
